--- a/1_Documentation/Beitrag Absolventenzeitung.docx
+++ b/1_Documentation/Beitrag Absolventenzeitung.docx
@@ -96,10 +96,7 @@
         <w:t>Dipl.-Ing.</w:t>
       </w:r>
       <w:r>
-        <w:t xml:space="preserve"> (FH)</w:t>
-      </w:r>
-      <w:r>
-        <w:t xml:space="preserve"> </w:t>
+        <w:t xml:space="preserve"> (FH) </w:t>
       </w:r>
       <w:r>
         <w:t xml:space="preserve">Ferner Johannes, </w:t>
@@ -184,6 +181,8 @@
         <w:t xml:space="preserve"> steht somit nicht nur für die Anwendung theoretischer Kenntnisse aus der Elektronik, Mechanik und Regelungstechnik, sondern auch für die Freude an Innovation, Präzision und praktischer Ingenieurskunst.</w:t>
       </w:r>
     </w:p>
+    <w:p/>
+    <w:p/>
     <w:sectPr>
       <w:headerReference w:type="default" r:id="rId7"/>
       <w:pgSz w:w="11906" w:h="16838"/>
